--- a/public/plantillas/Reverso.docx
+++ b/public/plantillas/Reverso.docx
@@ -12,8 +12,91 @@
           <w:sz w:val="10"/>
         </w:rPr>
       </w:pPr>
-      <w:bookmarkStart w:id="0" w:name="_Hlk243465723"/>
-      <w:bookmarkStart w:id="1" w:name="_Hlk243466023"/>
+      <w:bookmarkStart w:id="0" w:name="_Hlk243466023"/>
+      <w:bookmarkStart w:id="1" w:name="_Hlk243465723"/>
+      <w:r>
+        <w:rPr>
+          <w:rFonts w:ascii="Times New Roman"/>
+          <w:b w:val="0"/>
+          <w:noProof/>
+          <w:sz w:val="10"/>
+        </w:rPr>
+        <mc:AlternateContent>
+          <mc:Choice Requires="wps">
+            <w:drawing>
+              <wp:anchor distT="0" distB="0" distL="114300" distR="114300" simplePos="0" relativeHeight="487373824" behindDoc="1" locked="0" layoutInCell="1" allowOverlap="1" wp14:anchorId="0275B1D1" wp14:editId="5B3402A1">
+                <wp:simplePos x="0" y="0"/>
+                <wp:positionH relativeFrom="column">
+                  <wp:posOffset>-56179</wp:posOffset>
+                </wp:positionH>
+                <wp:positionV relativeFrom="paragraph">
+                  <wp:posOffset>-31376</wp:posOffset>
+                </wp:positionV>
+                <wp:extent cx="3083859" cy="1936376"/>
+                <wp:effectExtent l="0" t="0" r="21590" b="26035"/>
+                <wp:wrapNone/>
+                <wp:docPr id="6" name="Rectángulo 6"/>
+                <wp:cNvGraphicFramePr/>
+                <a:graphic xmlns:a="http://schemas.openxmlformats.org/drawingml/2006/main">
+                  <a:graphicData uri="http://schemas.microsoft.com/office/word/2010/wordprocessingShape">
+                    <wps:wsp>
+                      <wps:cNvSpPr/>
+                      <wps:spPr>
+                        <a:xfrm>
+                          <a:off x="0" y="0"/>
+                          <a:ext cx="3083859" cy="1936376"/>
+                        </a:xfrm>
+                        <a:prstGeom prst="rect">
+                          <a:avLst/>
+                        </a:prstGeom>
+                        <a:noFill/>
+                        <a:ln w="3175">
+                          <a:prstDash val="sysDash"/>
+                        </a:ln>
+                      </wps:spPr>
+                      <wps:style>
+                        <a:lnRef idx="2">
+                          <a:schemeClr val="accent1">
+                            <a:shade val="15000"/>
+                          </a:schemeClr>
+                        </a:lnRef>
+                        <a:fillRef idx="1">
+                          <a:schemeClr val="accent1"/>
+                        </a:fillRef>
+                        <a:effectRef idx="0">
+                          <a:schemeClr val="accent1"/>
+                        </a:effectRef>
+                        <a:fontRef idx="minor">
+                          <a:schemeClr val="lt1"/>
+                        </a:fontRef>
+                      </wps:style>
+                      <wps:bodyPr rot="0" spcFirstLastPara="0" vertOverflow="overflow" horzOverflow="overflow" vert="horz" wrap="square" lIns="91440" tIns="45720" rIns="91440" bIns="45720" numCol="1" spcCol="0" rtlCol="0" fromWordArt="0" anchor="ctr" anchorCtr="0" forceAA="0" compatLnSpc="1">
+                        <a:prstTxWarp prst="textNoShape">
+                          <a:avLst/>
+                        </a:prstTxWarp>
+                        <a:noAutofit/>
+                      </wps:bodyPr>
+                    </wps:wsp>
+                  </a:graphicData>
+                </a:graphic>
+                <wp14:sizeRelH relativeFrom="margin">
+                  <wp14:pctWidth>0</wp14:pctWidth>
+                </wp14:sizeRelH>
+                <wp14:sizeRelV relativeFrom="margin">
+                  <wp14:pctHeight>0</wp14:pctHeight>
+                </wp14:sizeRelV>
+              </wp:anchor>
+            </w:drawing>
+          </mc:Choice>
+          <mc:Fallback>
+            <w:pict>
+              <v:rect w14:anchorId="21DC375B" id="Rectángulo 6" o:spid="_x0000_s1026" style="position:absolute;margin-left:-4.4pt;margin-top:-2.45pt;width:242.8pt;height:152.45pt;z-index:-15942656;visibility:visible;mso-wrap-style:square;mso-width-percent:0;mso-height-percent:0;mso-wrap-distance-left:9pt;mso-wrap-distance-top:0;mso-wrap-distance-right:9pt;mso-wrap-distance-bottom:0;mso-position-horizontal:absolute;mso-position-horizontal-relative:text;mso-position-vertical:absolute;mso-position-vertical-relative:text;mso-width-percent:0;mso-height-percent:0;mso-width-relative:margin;mso-height-relative:margin;v-text-anchor:middle" o:gfxdata="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" filled="f" strokecolor="#0a121c [484]" strokeweight=".25pt">
+                <v:stroke dashstyle="3 1"/>
+              </v:rect>
+            </w:pict>
+          </mc:Fallback>
+        </mc:AlternateContent>
+      </w:r>
     </w:p>
     <w:p>
       <w:pPr>
@@ -1433,7 +1516,7 @@
           </w:p>
         </w:tc>
       </w:tr>
-      <w:bookmarkEnd w:id="0"/>
+      <w:bookmarkEnd w:id="1"/>
     </w:tbl>
     <w:p>
       <w:pPr>
@@ -1444,7 +1527,7 @@
         </w:rPr>
       </w:pPr>
     </w:p>
-    <w:bookmarkEnd w:id="1"/>
+    <w:bookmarkEnd w:id="0"/>
     <w:p>
       <w:pPr>
         <w:pStyle w:val="Textoindependiente"/>
@@ -1503,52 +1586,10 @@
         <w:pStyle w:val="Textoindependiente"/>
         <w:spacing w:before="119"/>
         <w:rPr>
-          <w:rFonts w:ascii="Times New Roman"/>
-          <w:b w:val="0"/>
-          <w:sz w:val="20"/>
-        </w:rPr>
-      </w:pPr>
-    </w:p>
-    <w:p>
-      <w:pPr>
-        <w:pStyle w:val="Textoindependiente"/>
-        <w:rPr>
-          <w:rFonts w:ascii="Times New Roman"/>
-          <w:b w:val="0"/>
-          <w:sz w:val="20"/>
-        </w:rPr>
-        <w:sectPr>
-          <w:type w:val="continuous"/>
-          <w:pgSz w:w="12190" w:h="17860"/>
-          <w:pgMar w:top="720" w:right="992" w:bottom="280" w:left="992" w:header="720" w:footer="720" w:gutter="0"/>
-          <w:cols w:space="720"/>
-        </w:sectPr>
-      </w:pPr>
-    </w:p>
-    <w:p>
-      <w:pPr>
-        <w:pStyle w:val="Textoindependiente"/>
-        <w:rPr>
           <w:b w:val="0"/>
           <w:lang w:val="en-US"/>
         </w:rPr>
       </w:pPr>
-    </w:p>
-    <w:p>
-      <w:pPr>
-        <w:tabs>
-          <w:tab w:val="left" w:pos="5637"/>
-        </w:tabs>
-        <w:rPr>
-          <w:sz w:val="20"/>
-        </w:rPr>
-      </w:pPr>
-      <w:r>
-        <w:rPr>
-          <w:sz w:val="20"/>
-        </w:rPr>
-        <w:tab/>
-      </w:r>
     </w:p>
     <w:sectPr>
       <w:type w:val="continuous"/>
